--- a/rapports/16_02_2026/MAMADOU_DIOP/coh_EQ33_sup_102201030001.docx
+++ b/rapports/16_02_2026/MAMADOU_DIOP/coh_EQ33_sup_102201030001.docx
@@ -25,7 +25,7 @@
         <w:br/>
         <w:t>Grappe: 102201030001</w:t>
         <w:br/>
-        <w:t>Date: 16/02/2026 a 12:41</w:t>
+        <w:t>Date: 16/02/2026 a 12:58</w:t>
       </w:r>
     </w:p>
     <w:p/>

--- a/rapports/16_02_2026/MAMADOU_DIOP/coh_EQ33_sup_102201030001.docx
+++ b/rapports/16_02_2026/MAMADOU_DIOP/coh_EQ33_sup_102201030001.docx
@@ -25,7 +25,7 @@
         <w:br/>
         <w:t>Grappe: 102201030001</w:t>
         <w:br/>
-        <w:t>Date: 16/02/2026 a 12:58</w:t>
+        <w:t>Date: 16/02/2026 a 13:05</w:t>
       </w:r>
     </w:p>
     <w:p/>
@@ -961,7 +961,7 @@
         <w:rPr>
           <w:sz w:val="20"/>
         </w:rPr>
-        <w:t>- Attention ! Le prix unitaire d'achat (25 Fcfa) de Oignon frais en Pièce (Petit) est relativement faible par rapport aux autres prix observés dans cette zone. Prière de corriger ou de confirmer avec le QG. Attention ! Le prix unitaire d'achat (50 Fcfa) de Feuilles de  Haricot en Tas (Petit) est relativement faible par rapport aux autres prix observés dans cette zone. Prière de corriger ou de confirmer avec le QG. Attention ! Le prix unitaire d'achat (50 Fcfa) de Lait en poudre en Sachets (Petit) est relativement faible par rapport aux autres prix observés dans cette zone. Prière de corriger ou de confirmer avec le QG. Avertissement!! le prix unitaire (100 Fcfa) de Thé en sachet (unité: Sachets) de taille Petit est très faible ou élevé. Prière de corriger ou de confirmer avec le QG. Avertissement!!! Le ménage a consommé 14 Sachets Petit de Sucre en poudre , cette quantité semble anormale pour une consommation des 7 derniers jours.Prière de corriger ou de confirmer avec le QG. Avertissement!!! Le ménage a consommé 15 Pièce Petit de Capitaine frais, cette quantité semble anormale pour une consommation des 7 derniers jours.Prière de corriger ou de confirmer avec le QG. Incohérence!! Dans ce ménage, chaque individus consomme par jour 25.83911 Kg  de cereale; Prière de revoir les quantités prises de ces produits.</w:t>
+        <w:t>- Attention ! Le prix unitaire d'achat (150 Fcfa) de Pain moderne (Baguette) en miche (Moyen) est relativement faible par rapport aux autres prix observés dans cette zone. Prière de corriger ou de confirmer avec le QG. Attention ! Le prix unitaire d'achat (25 Fcfa) de Aubergine sauvage  en Pièce (Petit) est relativement faible par rapport aux autres prix observés dans cette zone. Prière de corriger ou de confirmer avec le QG. Attention ! Le prix unitaire d'achat (25 Fcfa) de Oignon frais en Pièce (Petit) est relativement faible par rapport aux autres prix observés dans cette zone. Prière de corriger ou de confirmer avec le QG. Attention ! Le prix unitaire d'achat (25 Fcfa) de Patate douce en Morceau (Portion) (Petit) est relativement faible par rapport aux autres prix observés dans cette zone. Prière de corriger ou de confirmer avec le QG. Attention ! Le prix unitaire d'achat (300 Fcfa) de Farine de maïs en Boite de tomate/Pot (Grand) est relativement faible par rapport aux autres prix observés dans cette zone. Prière de corriger ou de confirmer avec le QG. Attention ! Le prix unitaire d'achat (50 Fcfa) de Lait en poudre en Sachets (Petit) est relativement faible par rapport aux autres prix observés dans cette zone. Prière de corriger ou de confirmer avec le QG. Avertissement!! le prix unitaire (100 Fcfa) de Thé en sachet (unité: Sachets) de taille Petit est très faible ou élevé. Prière de corriger ou de confirmer avec le QG. Avertissement!!! Le ménage a consommé 14 Sachets Petit de Sucre en poudre , cette quantité semble anormale pour une consommation des 7 derniers jours.Prière de corriger ou de confirmer avec le QG. Avertissement!!! Le ménage a consommé 15 Pièce Petit de Capitaine frais, cette quantité semble anormale pour une consommation des 7 derniers jours.Prière de corriger ou de confirmer avec le QG. Incohérence!! Dans ce ménage, chaque individus consomme par jour 48.52429 Kg  de cereale; Prière de revoir les quantités prises de ces produits.</w:t>
       </w:r>
     </w:p>
     <w:p>
@@ -1502,7 +1502,7 @@
         <w:rPr>
           <w:sz w:val="20"/>
         </w:rPr>
-        <w:t>- Avertissement!! le prix unitaire (100 Fcfa) de Thé en sachet (unité: Sachets) de taille Petit est très faible ou élevé. Prière de corriger ou de confirmer avec le QG. Avertissement!!! Le ménage a consommé 14 Sachets Petit de Sucre en poudre , cette quantité semble anormale pour une consommation des 7 derniers jours.Prière de corriger ou de confirmer avec le QG. Avertissement!!! Le ménage a consommé 19 Pièce Petit de Capitaine frais, cette quantité semble anormale pour une consommation des 7 derniers jours.Prière de corriger ou de confirmer avec le QG. Avertissement!!! Le ménage a consommé 9 Pièce Petit de Carpe séchée, cette quantité semble anormale pour une consommation des 7 derniers jours.Prière de corriger ou de confirmer avec le QG. Incoherence!!! Le ménage a consommé 2 Cuillère Petit de Farine de blé locale ou importée, cette quantité semble anormale pour une consommation des 7 derniers jours, prière de verifier et corriger. Incohérence!! Dans ce ménage, chaque individus consomme par jour 38.91857 Kg  de cereale; Prière de revoir les quantités prises de ces produits.</w:t>
+        <w:t>- Attention ! Le prix unitaire d'achat (100 Fcfa) de Soumbala (moutarde africaine) en Sachets (Tres petit) est relativement élevé par rapport aux autres prix observés dans cette zone. Prière de corriger ou de confirmer avec le QG. Attention ! Le prix unitaire d'achat (1000 Fcfa) de Huile d'arachide raffinée en Litre (taille unique) est relativement faible par rapport aux autres prix observés dans cette zone. Prière de corriger ou de confirmer avec le QG. Avertissement!! le prix unitaire (100 Fcfa) de Thé en sachet (unité: Sachets) de taille Petit est très faible ou élevé. Prière de corriger ou de confirmer avec le QG. Avertissement!!! Le ménage a consommé 14 Sachets Petit de Sucre en poudre , cette quantité semble anormale pour une consommation des 7 derniers jours.Prière de corriger ou de confirmer avec le QG. Avertissement!!! Le ménage a consommé 19 Pièce Petit de Capitaine frais, cette quantité semble anormale pour une consommation des 7 derniers jours.Prière de corriger ou de confirmer avec le QG. Avertissement!!! Le ménage a consommé 9 Pièce Petit de Carpe séchée, cette quantité semble anormale pour une consommation des 7 derniers jours.Prière de corriger ou de confirmer avec le QG. Attention ! Le prix unitaire d'achat (50 Fcfa) de Carpe séchée en Pièce (Petit) est relativement faible par rapport aux autres prix observés dans cette zone. Prière de corriger ou de confirmer avec le QG. Incoherence!!! Le ménage a consommé 2 Cuillère Petit de Farine de blé locale ou importée, cette quantité semble anormale pour une consommation des 7 derniers jours, prière de verifier et corriger. Incohérence!! Dans ce ménage, chaque individus consomme par jour 62.82163 Kg  de cereale; Prière de revoir les quantités prises de ces produits.</w:t>
       </w:r>
     </w:p>
     <w:p>
@@ -2083,7 +2083,7 @@
         <w:rPr>
           <w:sz w:val="20"/>
         </w:rPr>
-        <w:t>- Avertissement!! le prix unitaire (100 Fcfa) de Thé en sachet (unité: Sachets) de taille Petit est très faible ou élevé. Prière de corriger ou de confirmer avec le QG. Avertissement!!! Le ménage a consommé 35 Pièce Petit de Oignon frais, cette quantité semble anormale pour une consommation des 7 derniers jours.Prière de corriger ou de confirmer avec le QG. Incohérence!! Dans ce ménage, chaque individus consomme par jour 9.345893 Kg  de cereale; Prière de revoir les quantités prises de ces produits.</w:t>
+        <w:t>- Attention ! Le prix unitaire d'achat (100 Fcfa) de Poireau en Tas (Petit) est relativement élevé par rapport aux autres prix observés dans cette zone. Prière de corriger ou de confirmer avec le QG. Attention ! Le prix unitaire d'achat (150 Fcfa) de Pain moderne (Baguette) en miche (Moyen) est relativement faible par rapport aux autres prix observés dans cette zone. Prière de corriger ou de confirmer avec le QG. Attention ! Le prix unitaire d'achat (933.3333 Fcfa) de Huile d'arachide raffinée en Litre (taille unique) est relativement faible par rapport aux autres prix observés dans cette zone. Prière de corriger ou de confirmer avec le QG. Avertissement!! le prix unitaire (100 Fcfa) de Thé en sachet (unité: Sachets) de taille Petit est très faible ou élevé. Prière de corriger ou de confirmer avec le QG. Avertissement!!! Le ménage a consommé 35 Pièce Petit de Oignon frais, cette quantité semble anormale pour une consommation des 7 derniers jours.Prière de corriger ou de confirmer avec le QG. Incohérence!! Dans ce ménage, chaque individus consomme par jour 19.00661 Kg  de cereale; Prière de revoir les quantités prises de ces produits.</w:t>
       </w:r>
     </w:p>
     <w:p>
@@ -3112,7 +3112,7 @@
         <w:rPr>
           <w:sz w:val="20"/>
         </w:rPr>
-        <w:t>- Attention ! Le prix unitaire d'achat (50 Fcfa) de Feuilles de  Haricot en Tas (Petit) est relativement faible par rapport aux autres prix observés dans cette zone. Prière de corriger ou de confirmer avec le QG. Avertissement!! La quantité (5 litre) du produit Huile d'arachide raffinée consommée  par le ménage semble très élevé, prière de corriger ou confirmer avec le QG. Avertissement!! le prix unitaire (100 Fcfa) de Thé en sachet (unité: Sachets) de taille Petit est très faible ou élevé. Prière de corriger ou de confirmer avec le QG. Avertissement!!! Le ménage a consommé 12 Sachets Petit de Mâchoiron séchée (Kon), cette quantité semble anormale pour une consommation des 7 derniers jours.Prière de corriger ou de confirmer avec le QG. Avertissement!!! Le ménage a consommé 13 Pièce Petit de Silure séché, cette quantité semble anormale pour une consommation des 7 derniers jours.Prière de corriger ou de confirmer avec le QG. Attention ! Le prix unitaire d'achat (50 Fcfa) de Silure séché en Pièce (Petit) est relativement faible par rapport aux autres prix observés dans cette zone. Prière de corriger ou de confirmer avec le QG. Avertissement!!! Le ménage a consommé 22 Pièce Moyen de Capitaine frais, cette quantité semble anormale pour une consommation des 7 derniers jours.Prière de corriger ou de confirmer avec le QG. Avertissement!!! Le ménage a consommé 31 Pièce Moyen de Oignon frais, cette quantité semble anormale pour une consommation des 7 derniers jours.Prière de corriger ou de confirmer avec le QG. Avertissement!!! Le ménage a consommé 38 Cube Petit de Cube alimentaire (Maggi, Jumbo, ), cette quantité semble anormale pour une consommation des 7 derniers jours.Prière de corriger ou de confirmer avec le QG. Avertissement!!! Le ménage a consommé 6 Cuillère Moyen de Pâte d'arachide, cette quantité semble anormale pour une consommation des 7 derniers jours. Etes vous sur d'avoir selectionner la bonne unitée ? prière de verifier et corriger. Avertissement!!!Le ménage a consommé 84 miche de Moyen de Pain moderne (Baguette)  ce qui semble incoherent pour une consommation aucours des 7 derniers jours, prière de verifier et corriger. Attention ! Le prix unitaire d'achat (1500 Fcfa) de Pain moderne (Baguette) en miche (Moyen) est relativement élevé par rapport aux autres prix observés dans cette zone. Prière de corriger ou de confirmer avec le QG. Incohérence!! Dans ce ménage, chaque individus consomme par jour 12.48064 Kg  de cereale; Prière de revoir les quantités prises de ces produits.</w:t>
+        <w:t>- Avertissement!! La quantité (5 litre) du produit Huile d'arachide raffinée consommée  par le ménage semble très élevé, prière de corriger ou confirmer avec le QG. Attention ! Le prix unitaire d'achat (14000 Fcfa) de Huile d'arachide raffinée en Bidon 20l (taille unique) est relativement faible par rapport aux autres prix observés dans cette zone. Prière de corriger ou de confirmer avec le QG. Avertissement!! le prix unitaire (100 Fcfa) de Thé en sachet (unité: Sachets) de taille Petit est très faible ou élevé. Prière de corriger ou de confirmer avec le QG. Avertissement!!! Le ménage a consommé 12 Sachets Petit de Mâchoiron séchée (Kon), cette quantité semble anormale pour une consommation des 7 derniers jours.Prière de corriger ou de confirmer avec le QG. Avertissement!!! Le ménage a consommé 13 Pièce Petit de Silure séché, cette quantité semble anormale pour une consommation des 7 derniers jours.Prière de corriger ou de confirmer avec le QG. Attention ! Le prix unitaire d'achat (50 Fcfa) de Silure séché en Pièce (Petit) est relativement faible par rapport aux autres prix observés dans cette zone. Prière de corriger ou de confirmer avec le QG. Avertissement!!! Le ménage a consommé 22 Pièce Moyen de Capitaine frais, cette quantité semble anormale pour une consommation des 7 derniers jours.Prière de corriger ou de confirmer avec le QG. Avertissement!!! Le ménage a consommé 31 Pièce Moyen de Oignon frais, cette quantité semble anormale pour une consommation des 7 derniers jours.Prière de corriger ou de confirmer avec le QG. Avertissement!!! Le ménage a consommé 38 Cube Petit de Cube alimentaire (Maggi, Jumbo, ), cette quantité semble anormale pour une consommation des 7 derniers jours.Prière de corriger ou de confirmer avec le QG. Avertissement!!! Le ménage a consommé 6 Cuillère Moyen de Pâte d'arachide, cette quantité semble anormale pour une consommation des 7 derniers jours. Etes vous sur d'avoir selectionner la bonne unitée ? prière de verifier et corriger. Avertissement!!!Le ménage a consommé 84 miche de Moyen de Pain moderne (Baguette)  ce qui semble incoherent pour une consommation aucours des 7 derniers jours, prière de verifier et corriger. Attention ! Le prix unitaire d'achat (1500 Fcfa) de Pain moderne (Baguette) en miche (Moyen) est relativement élevé par rapport aux autres prix observés dans cette zone. Prière de corriger ou de confirmer avec le QG. Incohérence!! Dans ce ménage, chaque individus consomme par jour 22.06286 Kg  de cereale; Prière de revoir les quantités prises de ces produits.</w:t>
       </w:r>
     </w:p>
     <w:p>
@@ -3196,8 +3196,6 @@
         <w:rPr>
           <w:sz w:val="20"/>
         </w:rPr>
-        <w:t xml:space="preserve">- Attention ! Moto/Vélomoteur/Tricycle à moteur a été revendu à 550000 Fcfa qui est relativement élevé par rapport aux autres prix de revente observés dans cette zone. Prière de corriger ou de confirmer avec le QG. </w:t>
-        <w:br/>
         <w:t xml:space="preserve">- Avertissement!!! Le prix d'achat (2000) de l'article  Table à manger  (table + chaises) est inférieur aux prix de revente (15000)  avec l'âge du bien atteignant 2 ans. Prière de vérifier ou confirmer avec l'enquêté et mettre les bonnes valeurs après verification, s'il le faut. </w:t>
         <w:br/>
         <w:t>- Avertissement!!! Le prix d'achat (60000) de l'article  Téléphone portable est inférieur aux prix de revente (65000)  avec l'âge du bien atteignant 3 ans. Prière de vérifier ou confirmer avec l'enquêté et mettre les bonnes valeurs après verification, s'il le faut.</w:t>
@@ -3894,7 +3892,7 @@
         <w:rPr>
           <w:sz w:val="20"/>
         </w:rPr>
-        <w:t>- Avertissement!! La quantité (4.5 litre) du produit Huile d'arachide raffinée consommée  par le ménage semble très élevé, prière de corriger ou confirmer avec le QG. Avertissement!! le prix unitaire (100 Fcfa) de Thé en sachet (unité: Sachets) de taille Petit est très faible ou élevé. Prière de corriger ou de confirmer avec le QG. Avertissement!!! Le ménage a consommé 20 Pièce Moyen de Capitaine frais, cette quantité semble anormale pour une consommation des 7 derniers jours.Prière de corriger ou de confirmer avec le QG. Avertissement!!! Le ménage a consommé 8 Sachets Moyen de Mâchoiron séchée (Kon), cette quantité semble anormale pour une consommation des 7 derniers jours.Prière de corriger ou de confirmer avec le QG. Avertissement!!!Le ménage a consommé 70 miche de Moyen de Pain moderne (Baguette)  ce qui semble incoherent pour une consommation aucours des 7 derniers jours, prière de verifier et corriger. Incohérence!! Dans ce ménage, chaque individus consomme par jour 7.103393 Kg  de cereale; Prière de revoir les quantités prises de ces produits. Incohérence!! Dans ce ménage, chaque individus consomme par jour 7.103393 Kg  de cereale; Prière de revoir les quantités prises de ces produits. Le prix d'achat unitaire (1 Fcfa) de Sel en Sachets de taille Petit  est invraisemblable, prière de regarder les reponses prises dans les questions s07bq07a s07bq07b s07bq07c s07bq08 pour mieux corriger.</w:t>
+        <w:t>- Attention ! Le prix unitaire d'achat (571.4286 Fcfa) de Sucre en poudre  en Kg (taille unique) est relativement faible par rapport aux autres prix observés dans cette zone. Prière de corriger ou de confirmer avec le QG. Avertissement!! La quantité (4.5 litre) du produit Huile d'arachide raffinée consommée  par le ménage semble très élevé, prière de corriger ou confirmer avec le QG. Avertissement!! le prix unitaire (100 Fcfa) de Thé en sachet (unité: Sachets) de taille Petit est très faible ou élevé. Prière de corriger ou de confirmer avec le QG. Avertissement!!! Le ménage a consommé 20 Pièce Moyen de Capitaine frais, cette quantité semble anormale pour une consommation des 7 derniers jours.Prière de corriger ou de confirmer avec le QG. Avertissement!!! Le ménage a consommé 8 Sachets Moyen de Mâchoiron séchée (Kon), cette quantité semble anormale pour une consommation des 7 derniers jours.Prière de corriger ou de confirmer avec le QG. Avertissement!!!Le ménage a consommé 70 miche de Moyen de Pain moderne (Baguette)  ce qui semble incoherent pour une consommation aucours des 7 derniers jours, prière de verifier et corriger. Attention ! Le prix unitaire d'achat (150 Fcfa) de Pain moderne (Baguette) en miche (Moyen) est relativement faible par rapport aux autres prix observés dans cette zone. Prière de corriger ou de confirmer avec le QG. Incohérence!! Dans ce ménage, chaque individus consomme par jour 13.46665 Kg  de cereale; Prière de revoir les quantités prises de ces produits. Incohérence!! Dans ce ménage, chaque individus consomme par jour 13.46665 Kg  de cereale; Prière de revoir les quantités prises de ces produits. Le prix d'achat unitaire (1 Fcfa) de Sel en Sachets de taille Petit  est invraisemblable, prière de regarder les reponses prises dans les questions s07bq07a s07bq07b s07bq07c s07bq08 pour mieux corriger.</w:t>
       </w:r>
     </w:p>
     <w:p>
@@ -4546,7 +4544,7 @@
         <w:rPr>
           <w:sz w:val="20"/>
         </w:rPr>
-        <w:t>- Attention ! Le prix unitaire d'achat (50 Fcfa) de Piment frais en Tas (Petit) est relativement faible par rapport aux autres prix observés dans cette zone. Prière de corriger ou de confirmer avec le QG. Attention ! Le prix unitaire d'achat (600 Fcfa) de Sucre en poudre  en Sachets (Petit) est relativement élevé par rapport aux autres prix observés dans cette zone. Prière de corriger ou de confirmer avec le QG. Avertissement!! La quantité (6 litre) du produit Huile d'arachide raffinée consommée  par le ménage semble très élevé, prière de corriger ou confirmer avec le QG. Avertissement!! le prix unitaire (150 Fcfa) de Thé en sachet (unité: Sachets) de taille Petit est très faible ou élevé. Prière de corriger ou de confirmer avec le QG. Attention ! Le prix unitaire d'achat (150 Fcfa) de Thé en sachet en Sachets (Petit) est relativement élevé par rapport aux autres prix observés dans cette zone. Prière de corriger ou de confirmer avec le QG. Avertissement!!! Le ménage a consommé 14 Pièce Petit de Silure séché, cette quantité semble anormale pour une consommation des 7 derniers jours.Prière de corriger ou de confirmer avec le QG. Avertissement!!! Le ménage a consommé 21 Pièce Moyen de Capitaine frais, cette quantité semble anormale pour une consommation des 7 derniers jours.Prière de corriger ou de confirmer avec le QG. Avertissement!!! Le ménage a consommé 40 Pièce Moyen de Oignon frais, cette quantité semble anormale pour une consommation des 7 derniers jours.Prière de corriger ou de confirmer avec le QG. Avertissement!!! Le ménage a consommé 40 Pièce Petit de Mâchoiron séchée (Kon), cette quantité semble anormale pour une consommation des 7 derniers jours.Prière de corriger ou de confirmer avec le QG. Avertissement!!! Le ménage a consommé 5 Cuillère Moyen de Pâte d'arachide, cette quantité semble anormale pour une consommation des 7 derniers jours. Etes vous sur d'avoir selectionner la bonne unitée ? prière de verifier et corriger. Avertissement!!! Le ménage a consommé 8 Pièce Petit de Carpe séchée, cette quantité semble anormale pour une consommation des 7 derniers jours.Prière de corriger ou de confirmer avec le QG. Avertissement!!!Le ménage a consommé 56 Cube de Petit de Cube alimentaire (Maggi, Jumbo, )  ce qui semble incoherent pour une consommation aucours des 7 derniers jours, prière de verifier et corriger. Avertissement!!! Le ménage a consommé 56 Cube Petit de Cube alimentaire (Maggi, Jumbo, ), cette quantité semble anormale pour une consommation des 7 derniers jours.Prière de corriger ou de confirmer avec le QG. Avertissement!!!Le ménage a consommé 63 miche de Moyen de Pain moderne (Baguette)  ce qui semble incoherent pour une consommation aucours des 7 derniers jours, prière de verifier et corriger. Incohérence!! Dans ce ménage, chaque individus consomme par jour 4.196428 Kg  de cereale; Prière de revoir les quantités prises de ces produits. Incohérence!! Dans ce ménage, chaque individus consomme par jour 4.196428 Kg  de cereale; Prière de revoir les quantités prises de ces produits. Le prix d'achat unitaire (300 Fcfa) de Riz importé parfumé en Sac (50 Kg) de taille taille unique est très faible, prière de regarder les reponses prises dans les questions s07bq07a s07bq07b s07bq07c s07bq08 pour mieux corriger.</w:t>
+        <w:t>- Attention ! Le prix unitaire d'achat (100 Fcfa) de Poireau en Tas (Petit) est relativement élevé par rapport aux autres prix observés dans cette zone. Prière de corriger ou de confirmer avec le QG. Attention ! Le prix unitaire d'achat (50 Fcfa) de Piment frais en Tas (Petit) est relativement faible par rapport aux autres prix observés dans cette zone. Prière de corriger ou de confirmer avec le QG. Attention ! Le prix unitaire d'achat (600 Fcfa) de Sucre en poudre  en Sachets (Petit) est relativement élevé par rapport aux autres prix observés dans cette zone. Prière de corriger ou de confirmer avec le QG. Avertissement!! La quantité (6 litre) du produit Huile d'arachide raffinée consommée  par le ménage semble très élevé, prière de corriger ou confirmer avec le QG. Avertissement!! le prix unitaire (150 Fcfa) de Thé en sachet (unité: Sachets) de taille Petit est très faible ou élevé. Prière de corriger ou de confirmer avec le QG. Attention ! Le prix unitaire d'achat (150 Fcfa) de Thé en sachet en Sachets (Petit) est relativement élevé par rapport aux autres prix observés dans cette zone. Prière de corriger ou de confirmer avec le QG. Avertissement!!! Le ménage a consommé 14 Pièce Petit de Silure séché, cette quantité semble anormale pour une consommation des 7 derniers jours.Prière de corriger ou de confirmer avec le QG. Avertissement!!! Le ménage a consommé 21 Pièce Moyen de Capitaine frais, cette quantité semble anormale pour une consommation des 7 derniers jours.Prière de corriger ou de confirmer avec le QG. Avertissement!!! Le ménage a consommé 40 Pièce Moyen de Oignon frais, cette quantité semble anormale pour une consommation des 7 derniers jours.Prière de corriger ou de confirmer avec le QG. Avertissement!!! Le ménage a consommé 40 Pièce Petit de Mâchoiron séchée (Kon), cette quantité semble anormale pour une consommation des 7 derniers jours.Prière de corriger ou de confirmer avec le QG. Avertissement!!! Le ménage a consommé 5 Cuillère Moyen de Pâte d'arachide, cette quantité semble anormale pour une consommation des 7 derniers jours. Etes vous sur d'avoir selectionner la bonne unitée ? prière de verifier et corriger. Avertissement!!! Le ménage a consommé 8 Pièce Petit de Carpe séchée, cette quantité semble anormale pour une consommation des 7 derniers jours.Prière de corriger ou de confirmer avec le QG. Avertissement!!!Le ménage a consommé 56 Cube de Petit de Cube alimentaire (Maggi, Jumbo, )  ce qui semble incoherent pour une consommation aucours des 7 derniers jours, prière de verifier et corriger. Avertissement!!! Le ménage a consommé 56 Cube Petit de Cube alimentaire (Maggi, Jumbo, ), cette quantité semble anormale pour une consommation des 7 derniers jours.Prière de corriger ou de confirmer avec le QG. Avertissement!!!Le ménage a consommé 63 miche de Moyen de Pain moderne (Baguette)  ce qui semble incoherent pour une consommation aucours des 7 derniers jours, prière de verifier et corriger. Attention ! Le prix unitaire d'achat (150 Fcfa) de Pain moderne (Baguette) en miche (Moyen) est relativement faible par rapport aux autres prix observés dans cette zone. Prière de corriger ou de confirmer avec le QG. Incohérence!! Dans ce ménage, chaque individus consomme par jour 7.15373 Kg  de cereale; Prière de revoir les quantités prises de ces produits. Incohérence!! Dans ce ménage, chaque individus consomme par jour 7.15373 Kg  de cereale; Prière de revoir les quantités prises de ces produits. Le prix d'achat unitaire (300 Fcfa) de Riz importé parfumé en Sac (50 Kg) de taille taille unique est très faible, prière de regarder les reponses prises dans les questions s07bq07a s07bq07b s07bq07c s07bq08 pour mieux corriger. Attention ! Le prix unitaire d'achat (300 Fcfa) de Riz importé parfumé en Sac (50 Kg) (taille unique) est relativement faible par rapport aux autres prix observés dans cette zone. Prière de corriger ou de confirmer avec le QG.</w:t>
       </w:r>
     </w:p>
     <w:p>
@@ -5212,7 +5210,7 @@
         <w:rPr>
           <w:sz w:val="20"/>
         </w:rPr>
-        <w:t>- Attention ! Le prix unitaire d'achat (100 Fcfa) de Vinaigre de vin en Sachets (Petit) est relativement élevé par rapport aux autres prix observés dans cette zone. Prière de corriger ou de confirmer avec le QG. Attention ! Le prix unitaire d'achat (1500 Fcfa) de Lait en poudre en Kg (taille unique) est relativement faible par rapport aux autres prix observés dans cette zone. Prière de corriger ou de confirmer avec le QG. Attention ! Le prix unitaire d'achat (75 Fcfa) de Carotte en Pièce (Moyen) est relativement faible par rapport aux autres prix observés dans cette zone. Prière de corriger ou de confirmer avec le QG. Avertissement!! La quantité (4.75 litre) du produit Huile d'arachide raffinée consommée  par le ménage semble très élevé, prière de corriger ou confirmer avec le QG. Avertissement!! le prix unitaire (100 Fcfa) de Thé en sachet (unité: Sachets) de taille Petit est très faible ou élevé. Prière de corriger ou de confirmer avec le QG. Avertissement!!! Le ménage a consommé 10 Cuillère Petit de Chocolat pâte à tartiner, cette quantité semble anormale pour une consommation des 7 derniers jours.Prière de corriger ou de confirmer avec le QG. Avertissement!!! Le ménage a consommé 6 Cuillère Moyen de Pâte d'arachide, cette quantité semble anormale pour une consommation des 7 derniers jours. Etes vous sur d'avoir selectionner la bonne unitée ? prière de verifier et corriger. Avertissement!!! Le ménage a consommé 8 Sachets Petit de Mâchoiron séchée (Kon), cette quantité semble anormale pour une consommation des 7 derniers jours.Prière de corriger ou de confirmer avec le QG. Avertissement!!!Le ménage a consommé 46 Pièce de Moyen de Capitaine frais  ce qui semble incoherent pour une consommation aucours des 7 derniers jours, prière de verifier et corriger. Avertissement!!! Le ménage a consommé 46 Pièce Moyen de Capitaine frais, cette quantité semble anormale pour une consommation des 7 derniers jours.Prière de corriger ou de confirmer avec le QG. Avertissement!!!Le ménage a consommé 70 miche de Moyen de Pain traditionnel (Baguette)  ce qui semble incoherent pour une consommation aucours des 7 derniers jours, prière de verifier et corriger. Incohérence!! Dans ce ménage, chaque individus consomme par jour 13.93323 Kg  de cereale; Prière de revoir les quantités prises de ces produits. Incohérence!! Dans ce ménage, chaque individus consomme par jour 13.93323 Kg  de cereale; Prière de revoir les quantités prises de ces produits.</w:t>
+        <w:t>- Attention ! Le prix unitaire d'achat (100 Fcfa) de Aubergine sauvage  en Pièce (Petit) est relativement élevé par rapport aux autres prix observés dans cette zone. Prière de corriger ou de confirmer avec le QG. Attention ! Le prix unitaire d'achat (100 Fcfa) de Poireau en Tas (Petit) est relativement élevé par rapport aux autres prix observés dans cette zone. Prière de corriger ou de confirmer avec le QG. Attention ! Le prix unitaire d'achat (1500 Fcfa) de Lait en poudre en Kg (taille unique) est relativement faible par rapport aux autres prix observés dans cette zone. Prière de corriger ou de confirmer avec le QG. Attention ! Le prix unitaire d'achat (25 Fcfa) de Ail en Sachets (Petit) est relativement faible par rapport aux autres prix observés dans cette zone. Prière de corriger ou de confirmer avec le QG. Attention ! Le prix unitaire d'achat (75 Fcfa) de Carotte en Pièce (Moyen) est relativement faible par rapport aux autres prix observés dans cette zone. Prière de corriger ou de confirmer avec le QG. Avertissement!! La quantité (4.75 litre) du produit Huile d'arachide raffinée consommée  par le ménage semble très élevé, prière de corriger ou confirmer avec le QG. Avertissement!! le prix unitaire (100 Fcfa) de Thé en sachet (unité: Sachets) de taille Petit est très faible ou élevé. Prière de corriger ou de confirmer avec le QG. Avertissement!!! Le ménage a consommé 10 Cuillère Petit de Chocolat pâte à tartiner, cette quantité semble anormale pour une consommation des 7 derniers jours.Prière de corriger ou de confirmer avec le QG. Avertissement!!! Le ménage a consommé 6 Cuillère Moyen de Pâte d'arachide, cette quantité semble anormale pour une consommation des 7 derniers jours. Etes vous sur d'avoir selectionner la bonne unitée ? prière de verifier et corriger. Avertissement!!! Le ménage a consommé 8 Sachets Petit de Mâchoiron séchée (Kon), cette quantité semble anormale pour une consommation des 7 derniers jours.Prière de corriger ou de confirmer avec le QG. Avertissement!!!Le ménage a consommé 46 Pièce de Moyen de Capitaine frais  ce qui semble incoherent pour une consommation aucours des 7 derniers jours, prière de verifier et corriger. Avertissement!!! Le ménage a consommé 46 Pièce Moyen de Capitaine frais, cette quantité semble anormale pour une consommation des 7 derniers jours.Prière de corriger ou de confirmer avec le QG. Avertissement!!!Le ménage a consommé 70 miche de Moyen de Pain traditionnel (Baguette)  ce qui semble incoherent pour une consommation aucours des 7 derniers jours, prière de verifier et corriger. Incohérence!! Dans ce ménage, chaque individus consomme par jour 24.10429 Kg  de cereale; Prière de revoir les quantités prises de ces produits. Incohérence!! Dans ce ménage, chaque individus consomme par jour 24.10429 Kg  de cereale; Prière de revoir les quantités prises de ces produits.</w:t>
       </w:r>
     </w:p>
     <w:p>
@@ -5392,7 +5390,11 @@
         <w:rPr>
           <w:sz w:val="20"/>
         </w:rPr>
-        <w:t xml:space="preserve">- Attention ! Animaux de labour a été achété à 350000 Fcfa est relativement élevé par rapport aux autres prix d'achat observés dans cette zone. Prière de corriger ou de confirmer avec le QG. </w:t>
+        <w:t xml:space="preserve">- Attention ! Animaux de labour a été achété à 350000 Fcfa est relativement élevé par rapport aux autres prix d'achat observés dans cette zone. Prière de corriger ou de confirmer avec le QG. Attention ! Animaux de labour a été revendu à 350000 Fcfa qui est relativement élevé par rapport aux autres prix de revente observés dans cette zone. Prière de corriger ou de confirmer avec le QG. </w:t>
+        <w:br/>
+        <w:t xml:space="preserve">- Attention ! Herse a été revendu à 1500 Fcfa qui est relativement élevé par rapport aux autres prix de revente observés dans cette zone. Prière de corriger ou de confirmer avec le QG. </w:t>
+        <w:br/>
+        <w:t xml:space="preserve">- Attention ! Houe asine a été revendu à 50000 Fcfa qui est relativement élevé par rapport aux autres prix de revente observés dans cette zone. Prière de corriger ou de confirmer avec le QG. </w:t>
         <w:br/>
         <w:t>- Avertissement!! L'âge (33 ans)  de Semoir dans ce ménage semble être élevé, prière de corriger ou confirmer avec le QG.</w:t>
       </w:r>
@@ -5934,7 +5936,7 @@
         <w:rPr>
           <w:sz w:val="20"/>
         </w:rPr>
-        <w:t>- Attention ! Le prix unitaire d'achat (100 Fcfa) de Patate douce en Tas (Petit) est relativement faible par rapport aux autres prix observés dans cette zone. Prière de corriger ou de confirmer avec le QG. Attention ! Le prix unitaire d'achat (533.3333 Fcfa) de Sucre en poudre  en Kg (taille unique) est relativement faible par rapport aux autres prix observés dans cette zone. Prière de corriger ou de confirmer avec le QG. Avertissement!! La quantité (3.75 litre) du produit Huile d'arachide raffinée consommée  par le ménage semble très élevé, prière de corriger ou confirmer avec le QG. Avertissement!! le prix unitaire (100 Fcfa) de Thé en sachet (unité: Sachets) de taille Petit est très faible ou élevé. Prière de corriger ou de confirmer avec le QG. Avertissement!!! Le ménage a consommé 12 Sachets Petit de Mâchoiron séchée (Kon), cette quantité semble anormale pour une consommation des 7 derniers jours.Prière de corriger ou de confirmer avec le QG. Avertissement!!! Le ménage a consommé 15 Pièce Moyen de Capitaine frais, cette quantité semble anormale pour une consommation des 7 derniers jours.Prière de corriger ou de confirmer avec le QG. Avertissement!!! Le ménage a consommé 2 Cuillère Moyen de Pâte d'arachide, cette quantité semble anormale pour une consommation des 7 derniers jours. Etes vous sur d'avoir selectionner la bonne unitée ? prière de verifier et corriger. Incohérence!! Dans ce ménage, chaque individus consomme par jour 15.52976 Kg  de cereale; Prière de revoir les quantités prises de ces produits. Incohérence!! Dans ce ménage, chaque individus consomme par jour 15.52976 Kg  de cereale; Prière de revoir les quantités prises de ces produits. Le prix d'achat unitaire (300 Fcfa) de Riz local Gambiaka en Sac (50 Kg) de taille taille unique est très faible, prière de regarder les reponses prises dans les questions s07bq07a s07bq07b s07bq07c s07bq08 pour mieux corriger.</w:t>
+        <w:t>- Attention ! Le prix unitaire d'achat (150 Fcfa) de Pain moderne (Baguette) en miche (Moyen) est relativement faible par rapport aux autres prix observés dans cette zone. Prière de corriger ou de confirmer avec le QG. Attention ! Le prix unitaire d'achat (533.3333 Fcfa) de Sucre en poudre  en Kg (taille unique) est relativement faible par rapport aux autres prix observés dans cette zone. Prière de corriger ou de confirmer avec le QG. Avertissement!! La quantité (3.75 litre) du produit Huile d'arachide raffinée consommée  par le ménage semble très élevé, prière de corriger ou confirmer avec le QG. Avertissement!! le prix unitaire (100 Fcfa) de Thé en sachet (unité: Sachets) de taille Petit est très faible ou élevé. Prière de corriger ou de confirmer avec le QG. Avertissement!!! Le ménage a consommé 12 Sachets Petit de Mâchoiron séchée (Kon), cette quantité semble anormale pour une consommation des 7 derniers jours.Prière de corriger ou de confirmer avec le QG. Avertissement!!! Le ménage a consommé 15 Pièce Moyen de Capitaine frais, cette quantité semble anormale pour une consommation des 7 derniers jours.Prière de corriger ou de confirmer avec le QG. Avertissement!!! Le ménage a consommé 2 Cuillère Moyen de Pâte d'arachide, cette quantité semble anormale pour une consommation des 7 derniers jours. Etes vous sur d'avoir selectionner la bonne unitée ? prière de verifier et corriger. Incohérence!! Dans ce ménage, chaque individus consomme par jour 25.06944 Kg  de cereale; Prière de revoir les quantités prises de ces produits. Incohérence!! Dans ce ménage, chaque individus consomme par jour 25.06944 Kg  de cereale; Prière de revoir les quantités prises de ces produits. Le prix d'achat unitaire (300 Fcfa) de Riz local Gambiaka en Sac (50 Kg) de taille taille unique est très faible, prière de regarder les reponses prises dans les questions s07bq07a s07bq07b s07bq07c s07bq08 pour mieux corriger.</w:t>
       </w:r>
     </w:p>
     <w:p>
@@ -6462,7 +6464,7 @@
         <w:rPr>
           <w:sz w:val="20"/>
         </w:rPr>
-        <w:t>- Attention ! Le prix unitaire d'achat (3000 Fcfa) de Viande de bœuf: filet, faux-filet en Kg (taille unique) est relativement faible par rapport aux autres prix observés dans cette zone. Prière de corriger ou de confirmer avec le QG. Attention ! Le prix unitaire d'achat (533.3333 Fcfa) de Sucre en poudre  en Kg (taille unique) est relativement faible par rapport aux autres prix observés dans cette zone. Prière de corriger ou de confirmer avec le QG. Avertissement!! le prix unitaire (100 Fcfa) de Thé en sachet (unité: Sachets) de taille Petit est très faible ou élevé. Prière de corriger ou de confirmer avec le QG. Avertissement!!! Le ménage a consommé 9 Sachets Petit de Silure séché, cette quantité semble anormale pour une consommation des 7 derniers jours.Prière de corriger ou de confirmer avec le QG. Incohérence!! Dans ce ménage, chaque individus consomme par jour 26.06018 Kg  de cereale; Prière de revoir les quantités prises de ces produits.</w:t>
+        <w:t>- Attention ! Le prix unitaire d'achat (100 Fcfa) de Poireau en Tas (Petit) est relativement élevé par rapport aux autres prix observés dans cette zone. Prière de corriger ou de confirmer avec le QG. Attention ! Le prix unitaire d'achat (100 Fcfa) de Œufs frais en Pièce (taille unique) est relativement faible par rapport aux autres prix observés dans cette zone. Prière de corriger ou de confirmer avec le QG. Attention ! Le prix unitaire d'achat (25 Fcfa) de Ail en Sachets (Petit) est relativement faible par rapport aux autres prix observés dans cette zone. Prière de corriger ou de confirmer avec le QG. Attention ! Le prix unitaire d'achat (25 Fcfa) de Poivre en Sachets (Petit) est relativement faible par rapport aux autres prix observés dans cette zone. Prière de corriger ou de confirmer avec le QG. Attention ! Le prix unitaire d'achat (533.3333 Fcfa) de Sucre en poudre  en Kg (taille unique) est relativement faible par rapport aux autres prix observés dans cette zone. Prière de corriger ou de confirmer avec le QG. Attention ! Soupçons de quantité anormale! Le ménage de HAWLY NDIAYE avec une taille de 8 personnes a consommé 7 Sachets en Petit de Mâchoiron séchée (Kon) qui est relativement élevé comme consommation par rapport à la condition de vie des autres ménages de même taille dans cette zone. Prière de corriger ou de confirmer avec le QG. Avertissement!! le prix unitaire (100 Fcfa) de Thé en sachet (unité: Sachets) de taille Petit est très faible ou élevé. Prière de corriger ou de confirmer avec le QG. Avertissement!!! Le ménage a consommé 9 Sachets Petit de Silure séché, cette quantité semble anormale pour une consommation des 7 derniers jours.Prière de corriger ou de confirmer avec le QG. Incohérence!! Dans ce ménage, chaque individus consomme par jour 50.76107 Kg  de cereale; Prière de revoir les quantités prises de ces produits.</w:t>
       </w:r>
     </w:p>
     <w:p>
@@ -7087,7 +7089,7 @@
         <w:rPr>
           <w:sz w:val="20"/>
         </w:rPr>
-        <w:t>- Attention ! Le prix unitaire d'achat (100 Fcfa) de Concentré de tomate en Sachets industriel (Moyen) est relativement faible par rapport aux autres prix observés dans cette zone. Prière de corriger ou de confirmer avec le QG. Attention ! Soupçons de quantité anormale! Le ménage de SIRADJI SOW avec une taille de 7 personnes a consommé 7 Kg en taille unique de Sucre en poudre  qui est relativement élevé comme consommation par rapport à la condition de vie des autres ménages de même taille dans cette zone. Prière de corriger ou de confirmer avec le QG. Avertissement!! le prix unitaire (100 Fcfa) de Thé en sachet (unité: Sachets) de taille Petit est très faible ou élevé. Prière de corriger ou de confirmer avec le QG. Attention ! Soupçons de quantité anormale! Le ménage de SIRADJI SOW avec une taille de 7 personnes a consommé 14 Sachets en Petit de Thé en sachet qui est relativement élevé comme consommation par rapport à la condition de vie des autres ménages de même taille dans cette zone. Prière de corriger ou de confirmer avec le QG. Avertissement!!! Le ménage a consommé 17 Pièce Moyen de Capitaine frais, cette quantité semble anormale pour une consommation des 7 derniers jours.Prière de corriger ou de confirmer avec le QG. Incohérence!! Dans ce ménage, chaque individus consomme par jour 28.92143 Kg  de cereale; Prière de revoir les quantités prises de ces produits. Le prix d'achat unitaire (1 Fcfa) de Cube alimentaire (Maggi, Jumbo, ) en Cube de taille Petit  est invraisemblable, prière de regarder les reponses prises dans les questions s07bq07a s07bq07b s07bq07c s07bq08 pour mieux corriger. Attention ! Le prix unitaire d'achat (1 Fcfa) de Cube alimentaire (Maggi, Jumbo, ) en Cube (Petit) est relativement faible par rapport aux autres prix observés dans cette zone. Prière de corriger ou de confirmer avec le QG.</w:t>
+        <w:t>- Attention ! Le prix unitaire d'achat (100 Fcfa) de Aubergine sauvage  en Pièce (Petit) est relativement élevé par rapport aux autres prix observés dans cette zone. Prière de corriger ou de confirmer avec le QG. Attention ! Le prix unitaire d'achat (100 Fcfa) de Concentré de tomate en Sachets industriel (Moyen) est relativement faible par rapport aux autres prix observés dans cette zone. Prière de corriger ou de confirmer avec le QG. Attention ! Le prix unitaire d'achat (150 Fcfa) de Pain moderne (Baguette) en miche (Moyen) est relativement faible par rapport aux autres prix observés dans cette zone. Prière de corriger ou de confirmer avec le QG. Attention ! Le prix unitaire d'achat (25 Fcfa) de Ail en Sachets (Petit) est relativement faible par rapport aux autres prix observés dans cette zone. Prière de corriger ou de confirmer avec le QG. Attention ! Le prix unitaire d'achat (300 Fcfa) de Autres légumes en feuilles en Tas (Moyen) est relativement élevé par rapport aux autres prix observés dans cette zone. Prière de corriger ou de confirmer avec le QG. Attention ! Le prix unitaire d'achat (888.8889 Fcfa) de Huile d'arachide raffinée en Litre (taille unique) est relativement faible par rapport aux autres prix observés dans cette zone. Prière de corriger ou de confirmer avec le QG. Attention ! Soupçons de quantité anormale! Le ménage de SIRADJI SOW avec une taille de 7 personnes a consommé 7 Kg en taille unique de Sucre en poudre  qui est relativement élevé comme consommation par rapport à la condition de vie des autres ménages de même taille dans cette zone. Prière de corriger ou de confirmer avec le QG. Avertissement!! le prix unitaire (100 Fcfa) de Thé en sachet (unité: Sachets) de taille Petit est très faible ou élevé. Prière de corriger ou de confirmer avec le QG. Attention ! Soupçons de quantité anormale! Le ménage de SIRADJI SOW avec une taille de 7 personnes a consommé 14 Sachets en Petit de Thé en sachet qui est relativement élevé comme consommation par rapport à la condition de vie des autres ménages de même taille dans cette zone. Prière de corriger ou de confirmer avec le QG. Avertissement!!! Le ménage a consommé 17 Pièce Moyen de Capitaine frais, cette quantité semble anormale pour une consommation des 7 derniers jours.Prière de corriger ou de confirmer avec le QG. Incohérence!! Dans ce ménage, chaque individus consomme par jour 53.27551 Kg  de cereale; Prière de revoir les quantités prises de ces produits. Le prix d'achat unitaire (1 Fcfa) de Cube alimentaire (Maggi, Jumbo, ) en Cube de taille Petit  est invraisemblable, prière de regarder les reponses prises dans les questions s07bq07a s07bq07b s07bq07c s07bq08 pour mieux corriger. Attention ! Le prix unitaire d'achat (1 Fcfa) de Cube alimentaire (Maggi, Jumbo, ) en Cube (Petit) est relativement faible par rapport aux autres prix observés dans cette zone. Prière de corriger ou de confirmer avec le QG.</w:t>
       </w:r>
     </w:p>
     <w:p>
@@ -7768,7 +7770,7 @@
         <w:rPr>
           <w:sz w:val="20"/>
         </w:rPr>
-        <w:t>- Attention ! Le prix unitaire d'achat (1000 Fcfa) de Sucre en poudre  en Kg (taille unique) est relativement élevé par rapport aux autres prix observés dans cette zone. Prière de corriger ou de confirmer avec le QG. Attention ! Le prix unitaire d'achat (25 Fcfa) de Poivron frais en Pièce (Petit) est relativement faible par rapport aux autres prix observés dans cette zone. Prière de corriger ou de confirmer avec le QG. Attention ! Le prix unitaire d'achat (50 Fcfa) de Patate douce en Pièce (Moyen) est relativement faible par rapport aux autres prix observés dans cette zone. Prière de corriger ou de confirmer avec le QG. Attention ! Le prix unitaire d'achat (75 Fcfa) de Choux en Morceau (Portion) (Moyen) est relativement faible par rapport aux autres prix observés dans cette zone. Prière de corriger ou de confirmer avec le QG. Avertissement!! le prix unitaire (100 Fcfa) de Thé en sachet (unité: Sachets) de taille Petit est très faible ou élevé. Prière de corriger ou de confirmer avec le QG. Avertissement!!! Le ménage a consommé 14 Pièce Petit de Carpe séchée, cette quantité semble anormale pour une consommation des 7 derniers jours.Prière de corriger ou de confirmer avec le QG. Avertissement!!! Le ménage a consommé 2 Cuillère Moyen de Pâte d'arachide, cette quantité semble anormale pour une consommation des 7 derniers jours. Etes vous sur d'avoir selectionner la bonne unitée ? prière de verifier et corriger. Incohérence!! Dans ce ménage, chaque individus consomme par jour 5.431548 Kg  de cereale; Prière de revoir les quantités prises de ces produits.</w:t>
+        <w:t>- Attention ! Le prix unitaire d'achat (1000 Fcfa) de Sucre en poudre  en Kg (taille unique) est relativement élevé par rapport aux autres prix observés dans cette zone. Prière de corriger ou de confirmer avec le QG. Attention ! Le prix unitaire d'achat (1222.222 Fcfa) de Huile d'arachide raffinée en Litre (taille unique) est relativement élevé par rapport aux autres prix observés dans cette zone. Prière de corriger ou de confirmer avec le QG. Attention ! Le prix unitaire d'achat (25 Fcfa) de Ail en Sachets (Petit) est relativement faible par rapport aux autres prix observés dans cette zone. Prière de corriger ou de confirmer avec le QG. Attention ! Le prix unitaire d'achat (25 Fcfa) de Poivron frais en Pièce (Petit) est relativement faible par rapport aux autres prix observés dans cette zone. Prière de corriger ou de confirmer avec le QG. Attention ! Le prix unitaire d'achat (50 Fcfa) de Patate douce en Pièce (Moyen) est relativement faible par rapport aux autres prix observés dans cette zone. Prière de corriger ou de confirmer avec le QG. Attention ! Le prix unitaire d'achat (75 Fcfa) de Choux en Morceau (Portion) (Moyen) est relativement faible par rapport aux autres prix observés dans cette zone. Prière de corriger ou de confirmer avec le QG. Avertissement!! le prix unitaire (100 Fcfa) de Thé en sachet (unité: Sachets) de taille Petit est très faible ou élevé. Prière de corriger ou de confirmer avec le QG. Avertissement!!! Le ménage a consommé 14 Pièce Petit de Carpe séchée, cette quantité semble anormale pour une consommation des 7 derniers jours.Prière de corriger ou de confirmer avec le QG. Avertissement!!! Le ménage a consommé 2 Cuillère Moyen de Pâte d'arachide, cette quantité semble anormale pour une consommation des 7 derniers jours. Etes vous sur d'avoir selectionner la bonne unitée ? prière de verifier et corriger. Incohérence!! Dans ce ménage, chaque individus consomme par jour 9.082143 Kg  de cereale; Prière de revoir les quantités prises de ces produits.</w:t>
       </w:r>
     </w:p>
     <w:p>
@@ -7883,7 +7885,7 @@
         </w:rPr>
         <w:t xml:space="preserve">- Attention ! Animaux de labour a été achété à 245000 Fcfa est relativement élevé par rapport aux autres prix d'achat observés dans cette zone. Prière de corriger ou de confirmer avec le QG. </w:t>
         <w:br/>
-        <w:t xml:space="preserve">- Attention ! Faucheuse a été achété à 900 Fcfa est relativement faible par rapport aux autres prix d'achat observés dans cette zone. Prière de corriger ou de confirmer avec le QG. </w:t>
+        <w:t xml:space="preserve">- Attention ! Herse a été revendu à 1500 Fcfa qui est relativement élevé par rapport aux autres prix de revente observés dans cette zone. Prière de corriger ou de confirmer avec le QG. </w:t>
         <w:br/>
         <w:t xml:space="preserve">- Incohérence!! Le prix d'achat de Houe asine ne doit pas être égal 0 même si le ménage l'a reçu en cadeau prière de leurs aider à faire une estimation. Incohérence!! Le prix de revente de Houe asine dans cette section 19 ne doit pas être égal 0 même si le ménage l'a reçu en cadeau prière de leurs aider à faire une estimation. </w:t>
         <w:br/>
@@ -8319,7 +8321,7 @@
         <w:rPr>
           <w:sz w:val="20"/>
         </w:rPr>
-        <w:t>- Attention ! Le prix unitaire d'achat (25 Fcfa) de Vinaigre de vin en Sachets (Petit) est relativement faible par rapport aux autres prix observés dans cette zone. Prière de corriger ou de confirmer avec le QG. Attention ! Le prix unitaire d'achat (50 Fcfa) de Choux en Morceau (Portion) (Petit) est relativement faible par rapport aux autres prix observés dans cette zone. Prière de corriger ou de confirmer avec le QG. Attention ! Le prix unitaire d'achat (50 Fcfa) de Feuilles de  Haricot en Tas (Petit) est relativement faible par rapport aux autres prix observés dans cette zone. Prière de corriger ou de confirmer avec le QG. Avertissement!! le prix unitaire (100 Fcfa) de Thé en sachet (unité: Sachets) de taille Petit est très faible ou élevé. Prière de corriger ou de confirmer avec le QG. Avertissement!!! Le ménage a consommé 13 Pièce Petit de Capitaine frais, cette quantité semble anormale pour une consommation des 7 derniers jours.Prière de corriger ou de confirmer avec le QG. Avertissement!!! Le ménage a consommé 2 Cuillère Moyen de Pâte d'arachide, cette quantité semble anormale pour une consommation des 7 derniers jours. Etes vous sur d'avoir selectionner la bonne unitée ? prière de verifier et corriger. Incohérence!! Dans ce ménage, chaque individus consomme par jour 26.73786 Kg  de cereale; Prière de revoir les quantités prises de ces produits. Le prix d'achat unitaire (200 Fcfa) de Pomme de terre en Kg de taille  taille unique  est très faible, prière de regarder les reponses prises dans les questions s07bq07a s07bq07b s07bq07c s07bq08 pour mieux corriger.</w:t>
+        <w:t>- Attention ! Le prix unitaire d'achat (25 Fcfa) de Ail en Sachets (Petit) est relativement faible par rapport aux autres prix observés dans cette zone. Prière de corriger ou de confirmer avec le QG. Attention ! Le prix unitaire d'achat (25 Fcfa) de Aubergine sauvage  en Pièce (Petit) est relativement faible par rapport aux autres prix observés dans cette zone. Prière de corriger ou de confirmer avec le QG. Attention ! Le prix unitaire d'achat (25 Fcfa) de Poivre en Sachets (Petit) est relativement faible par rapport aux autres prix observés dans cette zone. Prière de corriger ou de confirmer avec le QG. Attention ! Le prix unitaire d'achat (50 Fcfa) de Carpe séchée en Pièce (Petit) est relativement faible par rapport aux autres prix observés dans cette zone. Prière de corriger ou de confirmer avec le QG. Attention ! Le prix unitaire d'achat (50 Fcfa) de Choux en Morceau (Portion) (Petit) est relativement faible par rapport aux autres prix observés dans cette zone. Prière de corriger ou de confirmer avec le QG. Attention ! Le prix unitaire d'achat (50 Fcfa) de Cube alimentaire (Maggi, Jumbo, ) en Cube (Petit) est relativement élevé par rapport aux autres prix observés dans cette zone. Prière de corriger ou de confirmer avec le QG. Avertissement!! le prix unitaire (100 Fcfa) de Thé en sachet (unité: Sachets) de taille Petit est très faible ou élevé. Prière de corriger ou de confirmer avec le QG. Avertissement!!! Le ménage a consommé 13 Pièce Petit de Capitaine frais, cette quantité semble anormale pour une consommation des 7 derniers jours.Prière de corriger ou de confirmer avec le QG. Avertissement!!! Le ménage a consommé 2 Cuillère Moyen de Pâte d'arachide, cette quantité semble anormale pour une consommation des 7 derniers jours. Etes vous sur d'avoir selectionner la bonne unitée ? prière de verifier et corriger. Incohérence!! Dans ce ménage, chaque individus consomme par jour 47.64071 Kg  de cereale; Prière de revoir les quantités prises de ces produits. Le prix d'achat unitaire (200 Fcfa) de Pomme de terre en Kg de taille  taille unique  est très faible, prière de regarder les reponses prises dans les questions s07bq07a s07bq07b s07bq07c s07bq08 pour mieux corriger.</w:t>
       </w:r>
     </w:p>
     <w:p>
